--- a/temp_doc/Word4_2.docx
+++ b/temp_doc/Word4_2.docx
@@ -137,12 +137,14 @@
                     <w:ind w:left="173" w:right="274"/>
                     <w:contextualSpacing w:val="0"/>
                   </w:pPr>
+                  <w:bookmarkStart w:id="3" w:name="sales_manager"/>
                   <w:r>
                     <w:rPr>
                       <w:b/>
                     </w:rPr>
                     <w:t>Lola Jacobsen</w:t>
                   </w:r>
+                  <w:bookmarkEnd w:id="3"/>
                   <w:r>
                     <w:t>, National Sales Manager</w:t>
                   </w:r>
@@ -157,7 +159,7 @@
                     <w:br/>
                     <w:t xml:space="preserve">Email: </w:t>
                   </w:r>
-                  <w:hyperlink r:id="rId10" w:history="1">
+                  <w:hyperlink r:id="rId12" w:history="1">
                     <w:r>
                       <w:rPr>
                         <w:rStyle w:val="Hyperlink"/>
@@ -184,12 +186,14 @@
                     <w:ind w:left="173" w:right="274"/>
                     <w:contextualSpacing w:val="0"/>
                   </w:pPr>
+                  <w:bookmarkStart w:id="4" w:name="design_manager"/>
                   <w:r>
                     <w:rPr>
                       <w:b/>
                     </w:rPr>
                     <w:t>Sarah Jones</w:t>
                   </w:r>
+                  <w:bookmarkEnd w:id="4"/>
                   <w:r>
                     <w:t>, Creative Design Manager</w:t>
                   </w:r>
@@ -204,12 +208,26 @@
                     <w:br/>
                     <w:t xml:space="preserve">Email: </w:t>
                   </w:r>
-                  <w:r>
-                    <w:t>sarah</w:t>
-                  </w:r>
-                  <w:r>
-                    <w:t>@wingtiptoys.com</w:t>
-                  </w:r>
+                  <w:hyperlink r:id="rId13" w:history="1">
+                    <w:r>
+                      <w:rPr>
+                        <w:rStyle w:val="Hyperlink"/>
+                      </w:rPr>
+                      <w:t>sarah@wingti</w:t>
+                    </w:r>
+                    <w:r>
+                      <w:rPr>
+                        <w:rStyle w:val="Hyperlink"/>
+                      </w:rPr>
+                      <w:t>p</w:t>
+                    </w:r>
+                    <w:r>
+                      <w:rPr>
+                        <w:rStyle w:val="Hyperlink"/>
+                      </w:rPr>
+                      <w:t>toys.com</w:t>
+                    </w:r>
+                  </w:hyperlink>
                 </w:p>
                 <w:p>
                   <w:pPr>
@@ -217,8 +235,8 @@
                     <w:spacing w:before="0"/>
                     <w:ind w:left="173" w:right="274"/>
                   </w:pPr>
-                  <w:bookmarkStart w:id="3" w:name="_Visit_Us"/>
-                  <w:bookmarkEnd w:id="3"/>
+                  <w:bookmarkStart w:id="5" w:name="_Visit_Us"/>
+                  <w:bookmarkEnd w:id="5"/>
                   <w:r>
                     <w:t>Visit Us</w:t>
                   </w:r>
@@ -273,7 +291,7 @@
                   <w:r>
                     <w:t xml:space="preserve">: </w:t>
                   </w:r>
-                  <w:hyperlink r:id="rId11" w:tgtFrame="_blank" w:history="1">
+                  <w:hyperlink r:id="rId14" w:tgtFrame="_blank" w:history="1">
                     <w:r>
                       <w:rPr>
                         <w:rStyle w:val="Hyperlink"/>
@@ -352,7 +370,7 @@
                                       <pic:cNvPicPr/>
                                     </pic:nvPicPr>
                                     <pic:blipFill>
-                                      <a:blip r:embed="rId12">
+                                      <a:blip r:embed="rId15">
                                         <a:extLst>
                                           <a:ext uri="{28A0092B-C50C-407E-A947-70E740481C1C}">
                                             <a14:useLocalDpi xmlns:a14="http://schemas.microsoft.com/office/drawing/2010/main" val="0"/>
@@ -594,7 +612,7 @@
                                       <pic:cNvPicPr/>
                                     </pic:nvPicPr>
                                     <pic:blipFill>
-                                      <a:blip r:embed="rId13">
+                                      <a:blip r:embed="rId16">
                                         <a:extLst>
                                           <a:ext uri="{28A0092B-C50C-407E-A947-70E740481C1C}">
                                             <a14:useLocalDpi xmlns:a14="http://schemas.microsoft.com/office/drawing/2010/main" val="0"/>
@@ -1340,8 +1358,8 @@
             <w:pPr>
               <w:pStyle w:val="Heading1"/>
             </w:pPr>
-            <w:bookmarkStart w:id="4" w:name="_Hand-Carved_Toys"/>
-            <w:bookmarkEnd w:id="4"/>
+            <w:bookmarkStart w:id="6" w:name="_Hand-Carved_Toys"/>
+            <w:bookmarkEnd w:id="6"/>
             <w:r>
               <w:t>Hand</w:t>
             </w:r>
@@ -1362,8 +1380,8 @@
             <w:pPr>
               <w:pStyle w:val="Heading2"/>
             </w:pPr>
-            <w:bookmarkStart w:id="5" w:name="_Simple_Animals"/>
-            <w:bookmarkEnd w:id="5"/>
+            <w:bookmarkStart w:id="7" w:name="_Simple_Animals"/>
+            <w:bookmarkEnd w:id="7"/>
             <w:r>
               <w:t>Simple Animals</w:t>
             </w:r>
@@ -1440,7 +1458,7 @@
                                       <pic:cNvPicPr/>
                                     </pic:nvPicPr>
                                     <pic:blipFill>
-                                      <a:blip r:embed="rId14">
+                                      <a:blip r:embed="rId17">
                                         <a:extLst>
                                           <a:ext uri="{28A0092B-C50C-407E-A947-70E740481C1C}">
                                             <a14:useLocalDpi xmlns:a14="http://schemas.microsoft.com/office/drawing/2010/main" val="0"/>
@@ -1492,8 +1510,8 @@
             <w:pPr>
               <w:pStyle w:val="Heading2"/>
             </w:pPr>
-            <w:bookmarkStart w:id="6" w:name="_Pull_Toys"/>
-            <w:bookmarkEnd w:id="6"/>
+            <w:bookmarkStart w:id="8" w:name="_Pull_Toys"/>
+            <w:bookmarkEnd w:id="8"/>
             <w:r>
               <w:t>Pull Toys</w:t>
             </w:r>
@@ -1570,7 +1588,7 @@
                                       <pic:cNvPicPr/>
                                     </pic:nvPicPr>
                                     <pic:blipFill>
-                                      <a:blip r:embed="rId15">
+                                      <a:blip r:embed="rId18">
                                         <a:extLst>
                                           <a:ext uri="{28A0092B-C50C-407E-A947-70E740481C1C}">
                                             <a14:useLocalDpi xmlns:a14="http://schemas.microsoft.com/office/drawing/2010/main" val="0"/>
@@ -1626,8 +1644,8 @@
             <w:pPr>
               <w:pStyle w:val="Heading2"/>
             </w:pPr>
-            <w:bookmarkStart w:id="7" w:name="_Whimsical_Classics"/>
-            <w:bookmarkEnd w:id="7"/>
+            <w:bookmarkStart w:id="9" w:name="_Whimsical_Classics"/>
+            <w:bookmarkEnd w:id="9"/>
             <w:r>
               <w:t>Whimsical Classics</w:t>
             </w:r>
@@ -1704,7 +1722,7 @@
                                       <pic:cNvPicPr/>
                                     </pic:nvPicPr>
                                     <pic:blipFill>
-                                      <a:blip r:embed="rId16">
+                                      <a:blip r:embed="rId19">
                                         <a:extLst>
                                           <a:ext uri="{28A0092B-C50C-407E-A947-70E740481C1C}">
                                             <a14:useLocalDpi xmlns:a14="http://schemas.microsoft.com/office/drawing/2010/main" val="0"/>
@@ -1793,8 +1811,8 @@
             <w:pPr>
               <w:pStyle w:val="Heading1"/>
             </w:pPr>
-            <w:bookmarkStart w:id="8" w:name="_Make_It_Your"/>
-            <w:bookmarkEnd w:id="8"/>
+            <w:bookmarkStart w:id="10" w:name="_Make_It_Your"/>
+            <w:bookmarkEnd w:id="10"/>
             <w:r>
               <w:lastRenderedPageBreak/>
               <w:t>Make It Your Own</w:t>
@@ -1828,8 +1846,8 @@
             <w:pPr>
               <w:pStyle w:val="Heading2"/>
             </w:pPr>
-            <w:bookmarkStart w:id="9" w:name="_Customize_in_Almost"/>
-            <w:bookmarkEnd w:id="9"/>
+            <w:bookmarkStart w:id="11" w:name="_Customize_in_Almost"/>
+            <w:bookmarkEnd w:id="11"/>
             <w:r>
               <w:t>Customize in Almost No Time</w:t>
             </w:r>
@@ -1848,8 +1866,8 @@
             <w:pPr>
               <w:pStyle w:val="Heading2"/>
             </w:pPr>
-            <w:bookmarkStart w:id="10" w:name="_Make_It_Picture"/>
-            <w:bookmarkEnd w:id="10"/>
+            <w:bookmarkStart w:id="12" w:name="_Make_It_Picture"/>
+            <w:bookmarkEnd w:id="12"/>
             <w:r>
               <w:t>Make It Picture Perfect</w:t>
             </w:r>
@@ -1893,8 +1911,8 @@
             <w:pPr>
               <w:pStyle w:val="Heading1"/>
             </w:pPr>
-            <w:bookmarkStart w:id="11" w:name="_New_Electronic_Favorites"/>
-            <w:bookmarkEnd w:id="11"/>
+            <w:bookmarkStart w:id="13" w:name="_New_Electronic_Favorites"/>
+            <w:bookmarkEnd w:id="13"/>
             <w:r>
               <w:t>New</w:t>
             </w:r>
@@ -1909,8 +1927,8 @@
             <w:pPr>
               <w:pStyle w:val="Heading2"/>
             </w:pPr>
-            <w:bookmarkStart w:id="12" w:name="_My_First_Keyboard"/>
-            <w:bookmarkEnd w:id="12"/>
+            <w:bookmarkStart w:id="14" w:name="_My_First_Keyboard"/>
+            <w:bookmarkEnd w:id="14"/>
             <w:r>
               <w:t>My First Keyboard</w:t>
             </w:r>
@@ -1984,7 +2002,7 @@
                                       <pic:cNvPicPr/>
                                     </pic:nvPicPr>
                                     <pic:blipFill>
-                                      <a:blip r:embed="rId17">
+                                      <a:blip r:embed="rId20">
                                         <a:extLst>
                                           <a:ext uri="{28A0092B-C50C-407E-A947-70E740481C1C}">
                                             <a14:useLocalDpi xmlns:a14="http://schemas.microsoft.com/office/drawing/2010/main" val="0"/>
@@ -2066,8 +2084,8 @@
             <w:pPr>
               <w:pStyle w:val="Heading2"/>
             </w:pPr>
-            <w:bookmarkStart w:id="13" w:name="_My_Robot_Friend"/>
-            <w:bookmarkEnd w:id="13"/>
+            <w:bookmarkStart w:id="15" w:name="_My_Robot_Friend"/>
+            <w:bookmarkEnd w:id="15"/>
             <w:r>
               <w:t>My Robot Friend</w:t>
             </w:r>
@@ -2144,7 +2162,7 @@
                                       <pic:cNvPicPr/>
                                     </pic:nvPicPr>
                                     <pic:blipFill>
-                                      <a:blip r:embed="rId18">
+                                      <a:blip r:embed="rId21">
                                         <a:extLst>
                                           <a:ext uri="{28A0092B-C50C-407E-A947-70E740481C1C}">
                                             <a14:useLocalDpi xmlns:a14="http://schemas.microsoft.com/office/drawing/2010/main" val="0"/>
@@ -2200,8 +2218,8 @@
             <w:pPr>
               <w:pStyle w:val="Heading2"/>
             </w:pPr>
-            <w:bookmarkStart w:id="14" w:name="_My_Red_Rocket"/>
-            <w:bookmarkEnd w:id="14"/>
+            <w:bookmarkStart w:id="16" w:name="_My_Red_Rocket"/>
+            <w:bookmarkEnd w:id="16"/>
             <w:r>
               <w:t>My Red Rocket</w:t>
             </w:r>
@@ -2278,7 +2296,7 @@
                                       <pic:cNvPicPr/>
                                     </pic:nvPicPr>
                                     <pic:blipFill>
-                                      <a:blip r:embed="rId19">
+                                      <a:blip r:embed="rId22">
                                         <a:extLst>
                                           <a:ext uri="{28A0092B-C50C-407E-A947-70E740481C1C}">
                                             <a14:useLocalDpi xmlns:a14="http://schemas.microsoft.com/office/drawing/2010/main" val="0"/>
@@ -2382,8 +2400,8 @@
             <w:pPr>
               <w:pStyle w:val="Heading1"/>
             </w:pPr>
-            <w:bookmarkStart w:id="15" w:name="_Why_Buy_Wingtip"/>
-            <w:bookmarkEnd w:id="15"/>
+            <w:bookmarkStart w:id="17" w:name="_Why_Buy_Wingtip"/>
+            <w:bookmarkEnd w:id="17"/>
             <w:r>
               <w:lastRenderedPageBreak/>
               <w:t>Why Buy Wingtip Toys?</w:t>
@@ -2394,8 +2412,8 @@
               <w:pStyle w:val="Heading2"/>
               <w:spacing w:before="180"/>
             </w:pPr>
-            <w:bookmarkStart w:id="16" w:name="_Our_Employees_Go"/>
-            <w:bookmarkEnd w:id="16"/>
+            <w:bookmarkStart w:id="18" w:name="_Our_Employees_Go"/>
+            <w:bookmarkEnd w:id="18"/>
             <w:r>
               <w:t>Our Employees Go the Extra Mile</w:t>
             </w:r>
@@ -2420,8 +2438,8 @@
             <w:pPr>
               <w:pStyle w:val="Heading2"/>
             </w:pPr>
-            <w:bookmarkStart w:id="17" w:name="_Our_Customers_Make"/>
-            <w:bookmarkEnd w:id="17"/>
+            <w:bookmarkStart w:id="19" w:name="_Our_Customers_Make"/>
+            <w:bookmarkEnd w:id="19"/>
             <w:r>
               <w:t xml:space="preserve">Our </w:t>
             </w:r>
@@ -2524,8 +2542,8 @@
             <w:pPr>
               <w:pStyle w:val="Heading1"/>
             </w:pPr>
-            <w:bookmarkStart w:id="18" w:name="_Recognition"/>
-            <w:bookmarkEnd w:id="18"/>
+            <w:bookmarkStart w:id="20" w:name="_Recognition"/>
+            <w:bookmarkEnd w:id="20"/>
             <w:r>
               <w:t>Recognition</w:t>
             </w:r>
@@ -2602,7 +2620,7 @@
                                       <pic:cNvPicPr/>
                                     </pic:nvPicPr>
                                     <pic:blipFill>
-                                      <a:blip r:embed="rId20">
+                                      <a:blip r:embed="rId23">
                                         <a:extLst>
                                           <a:ext uri="{28A0092B-C50C-407E-A947-70E740481C1C}">
                                             <a14:useLocalDpi xmlns:a14="http://schemas.microsoft.com/office/drawing/2010/main" val="0"/>
@@ -2701,7 +2719,7 @@
                                       <pic:cNvPicPr/>
                                     </pic:nvPicPr>
                                     <pic:blipFill>
-                                      <a:blip r:embed="rId21">
+                                      <a:blip r:embed="rId24">
                                         <a:extLst>
                                           <a:ext uri="{28A0092B-C50C-407E-A947-70E740481C1C}">
                                             <a14:useLocalDpi xmlns:a14="http://schemas.microsoft.com/office/drawing/2010/main" val="0"/>
@@ -2770,13 +2788,354 @@
       </w:pPr>
     </w:p>
     <w:sectPr>
+      <w:headerReference w:type="default" r:id="rId25"/>
+      <w:footerReference w:type="default" r:id="rId26"/>
       <w:pgSz w:w="15840" w:h="12240" w:orient="landscape"/>
       <w:pgMar w:top="1440" w:right="1440" w:bottom="1440" w:left="1800" w:header="720" w:footer="720" w:gutter="0"/>
+      <w:pgBorders w:offsetFrom="page">
+        <w:top w:val="single" w:sz="8" w:space="24" w:color="FF0000"/>
+        <w:left w:val="single" w:sz="8" w:space="24" w:color="FF0000"/>
+        <w:bottom w:val="single" w:sz="8" w:space="24" w:color="FF0000"/>
+        <w:right w:val="single" w:sz="8" w:space="24" w:color="FF0000"/>
+      </w:pgBorders>
       <w:cols w:space="720"/>
       <w:docGrid w:linePitch="360"/>
     </w:sectPr>
   </w:body>
 </w:document>
+</file>
+
+<file path=word/endnotes.xml><?xml version="1.0" encoding="utf-8"?>
+<w:endnotes xmlns:wpc="http://schemas.microsoft.com/office/word/2010/wordprocessingCanvas" xmlns:cx="http://schemas.microsoft.com/office/drawing/2014/chartex" xmlns:cx1="http://schemas.microsoft.com/office/drawing/2015/9/8/chartex" xmlns:cx2="http://schemas.microsoft.com/office/drawing/2015/10/21/chartex" xmlns:cx3="http://schemas.microsoft.com/office/drawing/2016/5/9/chartex" xmlns:cx4="http://schemas.microsoft.com/office/drawing/2016/5/10/chartex" xmlns:cx5="http://schemas.microsoft.com/office/drawing/2016/5/11/chartex" xmlns:cx6="http://schemas.microsoft.com/office/drawing/2016/5/12/chartex" xmlns:cx7="http://schemas.microsoft.com/office/drawing/2016/5/13/chartex" xmlns:cx8="http://schemas.microsoft.com/office/drawing/2016/5/14/chartex" xmlns:mc="http://schemas.openxmlformats.org/markup-compatibility/2006" xmlns:aink="http://schemas.microsoft.com/office/drawing/2016/ink" xmlns:am3d="http://schemas.microsoft.com/office/drawing/2017/model3d" xmlns:o="urn:schemas-microsoft-com:office:office" xmlns:r="http://schemas.openxmlformats.org/officeDocument/2006/relationships" xmlns:m="http://schemas.openxmlformats.org/officeDocument/2006/math" xmlns:v="urn:schemas-microsoft-com:vml" xmlns:wp14="http://schemas.microsoft.com/office/word/2010/wordprocessingDrawing" xmlns:wp="http://schemas.openxmlformats.org/drawingml/2006/wordprocessingDrawing" xmlns:w10="urn:schemas-microsoft-com:office:word" xmlns:w="http://schemas.openxmlformats.org/wordprocessingml/2006/main" xmlns:w14="http://schemas.microsoft.com/office/word/2010/wordml" xmlns:w15="http://schemas.microsoft.com/office/word/2012/wordml" xmlns:w16cid="http://schemas.microsoft.com/office/word/2016/wordml/cid" xmlns:w16se="http://schemas.microsoft.com/office/word/2015/wordml/symex" xmlns:wpg="http://schemas.microsoft.com/office/word/2010/wordprocessingGroup" xmlns:wpi="http://schemas.microsoft.com/office/word/2010/wordprocessingInk" xmlns:wne="http://schemas.microsoft.com/office/word/2006/wordml" xmlns:wps="http://schemas.microsoft.com/office/word/2010/wordprocessingShape" mc:Ignorable="w14 w15 w16se w16cid wp14">
+  <w:endnote w:type="separator" w:id="-1">
+    <w:p>
+      <w:pPr>
+        <w:spacing w:after="0" w:line="240" w:lineRule="auto"/>
+      </w:pPr>
+      <w:r>
+        <w:separator/>
+      </w:r>
+    </w:p>
+  </w:endnote>
+  <w:endnote w:type="continuationSeparator" w:id="0">
+    <w:p>
+      <w:pPr>
+        <w:spacing w:after="0" w:line="240" w:lineRule="auto"/>
+      </w:pPr>
+      <w:r>
+        <w:continuationSeparator/>
+      </w:r>
+    </w:p>
+  </w:endnote>
+</w:endnotes>
+</file>
+
+<file path=word/footer1.xml><?xml version="1.0" encoding="utf-8"?>
+<w:ftr xmlns:wpc="http://schemas.microsoft.com/office/word/2010/wordprocessingCanvas" xmlns:cx="http://schemas.microsoft.com/office/drawing/2014/chartex" xmlns:cx1="http://schemas.microsoft.com/office/drawing/2015/9/8/chartex" xmlns:cx2="http://schemas.microsoft.com/office/drawing/2015/10/21/chartex" xmlns:cx3="http://schemas.microsoft.com/office/drawing/2016/5/9/chartex" xmlns:cx4="http://schemas.microsoft.com/office/drawing/2016/5/10/chartex" xmlns:cx5="http://schemas.microsoft.com/office/drawing/2016/5/11/chartex" xmlns:cx6="http://schemas.microsoft.com/office/drawing/2016/5/12/chartex" xmlns:cx7="http://schemas.microsoft.com/office/drawing/2016/5/13/chartex" xmlns:cx8="http://schemas.microsoft.com/office/drawing/2016/5/14/chartex" xmlns:mc="http://schemas.openxmlformats.org/markup-compatibility/2006" xmlns:aink="http://schemas.microsoft.com/office/drawing/2016/ink" xmlns:am3d="http://schemas.microsoft.com/office/drawing/2017/model3d" xmlns:o="urn:schemas-microsoft-com:office:office" xmlns:r="http://schemas.openxmlformats.org/officeDocument/2006/relationships" xmlns:m="http://schemas.openxmlformats.org/officeDocument/2006/math" xmlns:v="urn:schemas-microsoft-com:vml" xmlns:wp14="http://schemas.microsoft.com/office/word/2010/wordprocessingDrawing" xmlns:wp="http://schemas.openxmlformats.org/drawingml/2006/wordprocessingDrawing" xmlns:w10="urn:schemas-microsoft-com:office:word" xmlns:w="http://schemas.openxmlformats.org/wordprocessingml/2006/main" xmlns:w14="http://schemas.microsoft.com/office/word/2010/wordml" xmlns:w15="http://schemas.microsoft.com/office/word/2012/wordml" xmlns:w16cid="http://schemas.microsoft.com/office/word/2016/wordml/cid" xmlns:w16se="http://schemas.microsoft.com/office/word/2015/wordml/symex" xmlns:wpg="http://schemas.microsoft.com/office/word/2010/wordprocessingGroup" xmlns:wpi="http://schemas.microsoft.com/office/word/2010/wordprocessingInk" xmlns:wne="http://schemas.microsoft.com/office/word/2006/wordml" xmlns:wps="http://schemas.microsoft.com/office/word/2010/wordprocessingShape" mc:Ignorable="w14 w15 w16se w16cid wp14">
+  <w:p>
+    <w:pPr>
+      <w:pStyle w:val="Footer"/>
+    </w:pPr>
+    <w:sdt>
+      <w:sdtPr>
+        <w:alias w:val="Author"/>
+        <w:tag w:val=""/>
+        <w:id w:val="-2017447378"/>
+        <w:placeholder>
+          <w:docPart w:val="633F21BB641E4A7CA6897D7431EC2F6B"/>
+        </w:placeholder>
+        <w:dataBinding w:prefixMappings="xmlns:ns0='http://purl.org/dc/elements/1.1/' xmlns:ns1='http://schemas.openxmlformats.org/package/2006/metadata/core-properties' " w:xpath="/ns1:coreProperties[1]/ns0:creator[1]" w:storeItemID="{6C3C8BC8-F283-45AE-878A-BAB7291924A1}"/>
+        <w:text/>
+      </w:sdtPr>
+      <w:sdtContent>
+        <w:r>
+          <w:t>Joan Lambert</w:t>
+        </w:r>
+      </w:sdtContent>
+    </w:sdt>
+    <w:r>
+      <w:ptab w:relativeTo="margin" w:alignment="center" w:leader="none"/>
+    </w:r>
+    <w:r>
+      <w:ptab w:relativeTo="margin" w:alignment="right" w:leader="none"/>
+    </w:r>
+    <w:r>
+      <w:fldChar w:fldCharType="begin"/>
+    </w:r>
+    <w:r>
+      <w:rPr>
+        <w:lang w:val="vi-VN"/>
+      </w:rPr>
+      <w:instrText xml:space="preserve"> TIME \@ "dd/MM/yyyy" </w:instrText>
+    </w:r>
+    <w:r>
+      <w:fldChar w:fldCharType="separate"/>
+    </w:r>
+    <w:r>
+      <w:rPr>
+        <w:noProof/>
+        <w:lang w:val="vi-VN"/>
+      </w:rPr>
+      <w:t>05/05/2020</w:t>
+    </w:r>
+    <w:r>
+      <w:fldChar w:fldCharType="end"/>
+    </w:r>
+  </w:p>
+</w:ftr>
+</file>
+
+<file path=word/footnotes.xml><?xml version="1.0" encoding="utf-8"?>
+<w:footnotes xmlns:wpc="http://schemas.microsoft.com/office/word/2010/wordprocessingCanvas" xmlns:cx="http://schemas.microsoft.com/office/drawing/2014/chartex" xmlns:cx1="http://schemas.microsoft.com/office/drawing/2015/9/8/chartex" xmlns:cx2="http://schemas.microsoft.com/office/drawing/2015/10/21/chartex" xmlns:cx3="http://schemas.microsoft.com/office/drawing/2016/5/9/chartex" xmlns:cx4="http://schemas.microsoft.com/office/drawing/2016/5/10/chartex" xmlns:cx5="http://schemas.microsoft.com/office/drawing/2016/5/11/chartex" xmlns:cx6="http://schemas.microsoft.com/office/drawing/2016/5/12/chartex" xmlns:cx7="http://schemas.microsoft.com/office/drawing/2016/5/13/chartex" xmlns:cx8="http://schemas.microsoft.com/office/drawing/2016/5/14/chartex" xmlns:mc="http://schemas.openxmlformats.org/markup-compatibility/2006" xmlns:aink="http://schemas.microsoft.com/office/drawing/2016/ink" xmlns:am3d="http://schemas.microsoft.com/office/drawing/2017/model3d" xmlns:o="urn:schemas-microsoft-com:office:office" xmlns:r="http://schemas.openxmlformats.org/officeDocument/2006/relationships" xmlns:m="http://schemas.openxmlformats.org/officeDocument/2006/math" xmlns:v="urn:schemas-microsoft-com:vml" xmlns:wp14="http://schemas.microsoft.com/office/word/2010/wordprocessingDrawing" xmlns:wp="http://schemas.openxmlformats.org/drawingml/2006/wordprocessingDrawing" xmlns:w10="urn:schemas-microsoft-com:office:word" xmlns:w="http://schemas.openxmlformats.org/wordprocessingml/2006/main" xmlns:w14="http://schemas.microsoft.com/office/word/2010/wordml" xmlns:w15="http://schemas.microsoft.com/office/word/2012/wordml" xmlns:w16cid="http://schemas.microsoft.com/office/word/2016/wordml/cid" xmlns:w16se="http://schemas.microsoft.com/office/word/2015/wordml/symex" xmlns:wpg="http://schemas.microsoft.com/office/word/2010/wordprocessingGroup" xmlns:wpi="http://schemas.microsoft.com/office/word/2010/wordprocessingInk" xmlns:wne="http://schemas.microsoft.com/office/word/2006/wordml" xmlns:wps="http://schemas.microsoft.com/office/word/2010/wordprocessingShape" mc:Ignorable="w14 w15 w16se w16cid wp14">
+  <w:footnote w:type="separator" w:id="-1">
+    <w:p>
+      <w:pPr>
+        <w:spacing w:after="0" w:line="240" w:lineRule="auto"/>
+      </w:pPr>
+      <w:r>
+        <w:separator/>
+      </w:r>
+    </w:p>
+  </w:footnote>
+  <w:footnote w:type="continuationSeparator" w:id="0">
+    <w:p>
+      <w:pPr>
+        <w:spacing w:after="0" w:line="240" w:lineRule="auto"/>
+      </w:pPr>
+      <w:r>
+        <w:continuationSeparator/>
+      </w:r>
+    </w:p>
+  </w:footnote>
+</w:footnotes>
+</file>
+
+<file path=word/header1.xml><?xml version="1.0" encoding="utf-8"?>
+<w:hdr xmlns:wpc="http://schemas.microsoft.com/office/word/2010/wordprocessingCanvas" xmlns:cx="http://schemas.microsoft.com/office/drawing/2014/chartex" xmlns:cx1="http://schemas.microsoft.com/office/drawing/2015/9/8/chartex" xmlns:cx2="http://schemas.microsoft.com/office/drawing/2015/10/21/chartex" xmlns:cx3="http://schemas.microsoft.com/office/drawing/2016/5/9/chartex" xmlns:cx4="http://schemas.microsoft.com/office/drawing/2016/5/10/chartex" xmlns:cx5="http://schemas.microsoft.com/office/drawing/2016/5/11/chartex" xmlns:cx6="http://schemas.microsoft.com/office/drawing/2016/5/12/chartex" xmlns:cx7="http://schemas.microsoft.com/office/drawing/2016/5/13/chartex" xmlns:cx8="http://schemas.microsoft.com/office/drawing/2016/5/14/chartex" xmlns:mc="http://schemas.openxmlformats.org/markup-compatibility/2006" xmlns:aink="http://schemas.microsoft.com/office/drawing/2016/ink" xmlns:am3d="http://schemas.microsoft.com/office/drawing/2017/model3d" xmlns:o="urn:schemas-microsoft-com:office:office" xmlns:r="http://schemas.openxmlformats.org/officeDocument/2006/relationships" xmlns:m="http://schemas.openxmlformats.org/officeDocument/2006/math" xmlns:v="urn:schemas-microsoft-com:vml" xmlns:wp14="http://schemas.microsoft.com/office/word/2010/wordprocessingDrawing" xmlns:wp="http://schemas.openxmlformats.org/drawingml/2006/wordprocessingDrawing" xmlns:w10="urn:schemas-microsoft-com:office:word" xmlns:w="http://schemas.openxmlformats.org/wordprocessingml/2006/main" xmlns:w14="http://schemas.microsoft.com/office/word/2010/wordml" xmlns:w15="http://schemas.microsoft.com/office/word/2012/wordml" xmlns:w16cid="http://schemas.microsoft.com/office/word/2016/wordml/cid" xmlns:w16se="http://schemas.microsoft.com/office/word/2015/wordml/symex" xmlns:wpg="http://schemas.microsoft.com/office/word/2010/wordprocessingGroup" xmlns:wpi="http://schemas.microsoft.com/office/word/2010/wordprocessingInk" xmlns:wne="http://schemas.microsoft.com/office/word/2006/wordml" xmlns:wps="http://schemas.microsoft.com/office/word/2010/wordprocessingShape" mc:Ignorable="w14 w15 w16se w16cid wp14">
+  <w:p>
+    <w:pPr>
+      <w:pStyle w:val="Header"/>
+    </w:pPr>
+    <w:sdt>
+      <w:sdtPr>
+        <w:id w:val="-1391804434"/>
+        <w:docPartObj>
+          <w:docPartGallery w:val="Watermarks"/>
+          <w:docPartUnique/>
+        </w:docPartObj>
+      </w:sdtPr>
+      <w:sdtContent>
+        <w:r>
+          <w:rPr>
+            <w:noProof/>
+          </w:rPr>
+          <w:pict w14:anchorId="173584C9">
+            <v:shapetype id="_x0000_t136" coordsize="21600,21600" o:spt="136" adj="10800" path="m@7,l@8,m@5,21600l@6,21600e">
+              <v:formulas>
+                <v:f eqn="sum #0 0 10800"/>
+                <v:f eqn="prod #0 2 1"/>
+                <v:f eqn="sum 21600 0 @1"/>
+                <v:f eqn="sum 0 0 @2"/>
+                <v:f eqn="sum 21600 0 @3"/>
+                <v:f eqn="if @0 @3 0"/>
+                <v:f eqn="if @0 21600 @1"/>
+                <v:f eqn="if @0 0 @2"/>
+                <v:f eqn="if @0 @4 21600"/>
+                <v:f eqn="mid @5 @6"/>
+                <v:f eqn="mid @8 @5"/>
+                <v:f eqn="mid @7 @8"/>
+                <v:f eqn="mid @6 @7"/>
+                <v:f eqn="sum @6 0 @5"/>
+              </v:formulas>
+              <v:path textpathok="t" o:connecttype="custom" o:connectlocs="@9,0;@10,10800;@11,21600;@12,10800" o:connectangles="270,180,90,0"/>
+              <v:textpath on="t" fitshape="t"/>
+              <v:handles>
+                <v:h position="#0,bottomRight" xrange="6629,14971"/>
+              </v:handles>
+              <o:lock v:ext="edit" text="t" shapetype="t"/>
+            </v:shapetype>
+            <v:shape id="PowerPlusWaterMarkObject357732486" o:spid="_x0000_s2049" type="#_x0000_t136" style="position:absolute;margin-left:0;margin-top:0;width:494.9pt;height:164.95pt;rotation:315;z-index:-251655168;mso-position-horizontal:center;mso-position-horizontal-relative:margin;mso-position-vertical:center;mso-position-vertical-relative:margin" o:allowincell="f" fillcolor="silver" stroked="f">
+              <v:fill opacity=".5"/>
+              <v:textpath style="font-family:&quot;Calibri&quot;;font-size:1pt" string="DO NOT COPY"/>
+              <w10:wrap anchorx="margin" anchory="margin"/>
+            </v:shape>
+          </w:pict>
+        </w:r>
+      </w:sdtContent>
+    </w:sdt>
+    <w:r>
+      <w:rPr>
+        <w:noProof/>
+      </w:rPr>
+      <mc:AlternateContent>
+        <mc:Choice Requires="wps">
+          <w:drawing>
+            <wp:anchor distT="0" distB="0" distL="118745" distR="118745" simplePos="0" relativeHeight="251659264" behindDoc="1" locked="0" layoutInCell="1" allowOverlap="0" wp14:anchorId="56D52A2A" wp14:editId="4ABF5E54">
+              <wp:simplePos x="0" y="0"/>
+              <wp:positionH relativeFrom="margin">
+                <wp:align>center</wp:align>
+              </wp:positionH>
+              <mc:AlternateContent>
+                <mc:Choice Requires="wp14">
+                  <wp:positionV relativeFrom="page">
+                    <wp14:pctPosVOffset>4500</wp14:pctPosVOffset>
+                  </wp:positionV>
+                </mc:Choice>
+                <mc:Fallback>
+                  <wp:positionV relativeFrom="page">
+                    <wp:posOffset>349250</wp:posOffset>
+                  </wp:positionV>
+                </mc:Fallback>
+              </mc:AlternateContent>
+              <wp:extent cx="5950039" cy="270457"/>
+              <wp:effectExtent l="0" t="0" r="0" b="7620"/>
+              <wp:wrapSquare wrapText="bothSides"/>
+              <wp:docPr id="197" name="Rectangle 197"/>
+              <wp:cNvGraphicFramePr/>
+              <a:graphic xmlns:a="http://schemas.openxmlformats.org/drawingml/2006/main">
+                <a:graphicData uri="http://schemas.microsoft.com/office/word/2010/wordprocessingShape">
+                  <wps:wsp>
+                    <wps:cNvSpPr/>
+                    <wps:spPr>
+                      <a:xfrm>
+                        <a:off x="0" y="0"/>
+                        <a:ext cx="5950039" cy="270457"/>
+                      </a:xfrm>
+                      <a:prstGeom prst="rect">
+                        <a:avLst/>
+                      </a:prstGeom>
+                      <a:solidFill>
+                        <a:schemeClr val="accent1"/>
+                      </a:solidFill>
+                      <a:ln>
+                        <a:noFill/>
+                      </a:ln>
+                    </wps:spPr>
+                    <wps:style>
+                      <a:lnRef idx="2">
+                        <a:schemeClr val="accent1">
+                          <a:shade val="50000"/>
+                        </a:schemeClr>
+                      </a:lnRef>
+                      <a:fillRef idx="1">
+                        <a:schemeClr val="accent1"/>
+                      </a:fillRef>
+                      <a:effectRef idx="0">
+                        <a:schemeClr val="accent1"/>
+                      </a:effectRef>
+                      <a:fontRef idx="minor">
+                        <a:schemeClr val="lt1"/>
+                      </a:fontRef>
+                    </wps:style>
+                    <wps:txbx>
+                      <w:txbxContent>
+                        <w:sdt>
+                          <w:sdtPr>
+                            <w:rPr>
+                              <w:caps/>
+                              <w:color w:val="FFFFFF" w:themeColor="background1"/>
+                            </w:rPr>
+                            <w:alias w:val="Title"/>
+                            <w:tag w:val=""/>
+                            <w:id w:val="1189017394"/>
+                            <w:dataBinding w:prefixMappings="xmlns:ns0='http://purl.org/dc/elements/1.1/' xmlns:ns1='http://schemas.openxmlformats.org/package/2006/metadata/core-properties' " w:xpath="/ns1:coreProperties[1]/ns0:title[1]" w:storeItemID="{6C3C8BC8-F283-45AE-878A-BAB7291924A1}"/>
+                            <w:text/>
+                          </w:sdtPr>
+                          <w:sdtContent>
+                            <w:p>
+                              <w:pPr>
+                                <w:pStyle w:val="Header"/>
+                                <w:tabs>
+                                  <w:tab w:val="clear" w:pos="4680"/>
+                                  <w:tab w:val="clear" w:pos="9360"/>
+                                </w:tabs>
+                                <w:jc w:val="center"/>
+                                <w:rPr>
+                                  <w:caps/>
+                                  <w:color w:val="FFFFFF" w:themeColor="background1"/>
+                                </w:rPr>
+                              </w:pPr>
+                              <w:r>
+                                <w:rPr>
+                                  <w:caps/>
+                                  <w:color w:val="FFFFFF" w:themeColor="background1"/>
+                                </w:rPr>
+                                <w:t>Wingtip Toys Spring Catalog Preview</w:t>
+                              </w:r>
+                            </w:p>
+                          </w:sdtContent>
+                        </w:sdt>
+                      </w:txbxContent>
+                    </wps:txbx>
+                    <wps:bodyPr rot="0" spcFirstLastPara="0" vertOverflow="overflow" horzOverflow="overflow" vert="horz" wrap="square" lIns="91440" tIns="45720" rIns="91440" bIns="45720" numCol="1" spcCol="0" rtlCol="0" fromWordArt="0" anchor="ctr" anchorCtr="0" forceAA="0" compatLnSpc="1">
+                      <a:prstTxWarp prst="textNoShape">
+                        <a:avLst/>
+                      </a:prstTxWarp>
+                      <a:spAutoFit/>
+                    </wps:bodyPr>
+                  </wps:wsp>
+                </a:graphicData>
+              </a:graphic>
+              <wp14:sizeRelH relativeFrom="margin">
+                <wp14:pctWidth>100000</wp14:pctWidth>
+              </wp14:sizeRelH>
+              <wp14:sizeRelV relativeFrom="page">
+                <wp14:pctHeight>2700</wp14:pctHeight>
+              </wp14:sizeRelV>
+            </wp:anchor>
+          </w:drawing>
+        </mc:Choice>
+        <mc:Fallback>
+          <w:pict>
+            <v:rect w14:anchorId="56D52A2A" id="Rectangle 197" o:spid="_x0000_s1026" style="position:absolute;margin-left:0;margin-top:0;width:468.5pt;height:21.3pt;z-index:-251657216;visibility:visible;mso-wrap-style:square;mso-width-percent:1000;mso-height-percent:27;mso-top-percent:45;mso-wrap-distance-left:9.35pt;mso-wrap-distance-top:0;mso-wrap-distance-right:9.35pt;mso-wrap-distance-bottom:0;mso-position-horizontal:center;mso-position-horizontal-relative:margin;mso-position-vertical-relative:page;mso-width-percent:1000;mso-height-percent:27;mso-top-percent:45;mso-width-relative:margin;mso-height-relative:page;v-text-anchor:middle" o:gfxdata="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" o:allowoverlap="f" fillcolor="#3494ba [3204]" stroked="f" strokeweight="1pt">
+              <v:textbox style="mso-fit-shape-to-text:t">
+                <w:txbxContent>
+                  <w:sdt>
+                    <w:sdtPr>
+                      <w:rPr>
+                        <w:caps/>
+                        <w:color w:val="FFFFFF" w:themeColor="background1"/>
+                      </w:rPr>
+                      <w:alias w:val="Title"/>
+                      <w:tag w:val=""/>
+                      <w:id w:val="1189017394"/>
+                      <w:dataBinding w:prefixMappings="xmlns:ns0='http://purl.org/dc/elements/1.1/' xmlns:ns1='http://schemas.openxmlformats.org/package/2006/metadata/core-properties' " w:xpath="/ns1:coreProperties[1]/ns0:title[1]" w:storeItemID="{6C3C8BC8-F283-45AE-878A-BAB7291924A1}"/>
+                      <w:text/>
+                    </w:sdtPr>
+                    <w:sdtContent>
+                      <w:p>
+                        <w:pPr>
+                          <w:pStyle w:val="Header"/>
+                          <w:tabs>
+                            <w:tab w:val="clear" w:pos="4680"/>
+                            <w:tab w:val="clear" w:pos="9360"/>
+                          </w:tabs>
+                          <w:jc w:val="center"/>
+                          <w:rPr>
+                            <w:caps/>
+                            <w:color w:val="FFFFFF" w:themeColor="background1"/>
+                          </w:rPr>
+                        </w:pPr>
+                        <w:r>
+                          <w:rPr>
+                            <w:caps/>
+                            <w:color w:val="FFFFFF" w:themeColor="background1"/>
+                          </w:rPr>
+                          <w:t>Wingtip Toys Spring Catalog Preview</w:t>
+                        </w:r>
+                      </w:p>
+                    </w:sdtContent>
+                  </w:sdt>
+                </w:txbxContent>
+              </v:textbox>
+              <w10:wrap type="square" anchorx="margin" anchory="page"/>
+            </v:rect>
+          </w:pict>
+        </mc:Fallback>
+      </mc:AlternateContent>
+    </w:r>
+  </w:p>
+</w:hdr>
 </file>
 
 <file path=word/numbering.xml><?xml version="1.0" encoding="utf-8"?>
@@ -4069,6 +4428,50 @@
       <w:shd w:val="clear" w:color="auto" w:fill="E1DFDD"/>
     </w:rPr>
   </w:style>
+  <w:style w:type="paragraph" w:styleId="Header">
+    <w:name w:val="header"/>
+    <w:basedOn w:val="Normal"/>
+    <w:link w:val="HeaderChar"/>
+    <w:uiPriority w:val="99"/>
+    <w:unhideWhenUsed/>
+    <w:rsid w:val="006656FC"/>
+    <w:pPr>
+      <w:tabs>
+        <w:tab w:val="center" w:pos="4680"/>
+        <w:tab w:val="right" w:pos="9360"/>
+      </w:tabs>
+      <w:spacing w:after="0" w:line="240" w:lineRule="auto"/>
+    </w:pPr>
+  </w:style>
+  <w:style w:type="character" w:customStyle="1" w:styleId="HeaderChar">
+    <w:name w:val="Header Char"/>
+    <w:basedOn w:val="DefaultParagraphFont"/>
+    <w:link w:val="Header"/>
+    <w:uiPriority w:val="99"/>
+    <w:rsid w:val="006656FC"/>
+  </w:style>
+  <w:style w:type="paragraph" w:styleId="Footer">
+    <w:name w:val="footer"/>
+    <w:basedOn w:val="Normal"/>
+    <w:link w:val="FooterChar"/>
+    <w:uiPriority w:val="99"/>
+    <w:unhideWhenUsed/>
+    <w:rsid w:val="006656FC"/>
+    <w:pPr>
+      <w:tabs>
+        <w:tab w:val="center" w:pos="4680"/>
+        <w:tab w:val="right" w:pos="9360"/>
+      </w:tabs>
+      <w:spacing w:after="0" w:line="240" w:lineRule="auto"/>
+    </w:pPr>
+  </w:style>
+  <w:style w:type="character" w:customStyle="1" w:styleId="FooterChar">
+    <w:name w:val="Footer Char"/>
+    <w:basedOn w:val="DefaultParagraphFont"/>
+    <w:link w:val="Footer"/>
+    <w:uiPriority w:val="99"/>
+    <w:rsid w:val="006656FC"/>
+  </w:style>
 </w:styles>
 </file>
 
@@ -4131,6 +4534,32 @@
         </w:p>
       </w:docPartBody>
     </w:docPart>
+    <w:docPart>
+      <w:docPartPr>
+        <w:name w:val="633F21BB641E4A7CA6897D7431EC2F6B"/>
+        <w:category>
+          <w:name w:val="General"/>
+          <w:gallery w:val="placeholder"/>
+        </w:category>
+        <w:types>
+          <w:type w:val="bbPlcHdr"/>
+        </w:types>
+        <w:behaviors>
+          <w:behavior w:val="content"/>
+        </w:behaviors>
+        <w:guid w:val="{33C61980-D270-46CD-AA6E-436AB40F32E5}"/>
+      </w:docPartPr>
+      <w:docPartBody>
+        <w:p>
+          <w:r>
+            <w:rPr>
+              <w:rStyle w:val="PlaceholderText"/>
+            </w:rPr>
+            <w:t>[Author]</w:t>
+          </w:r>
+        </w:p>
+      </w:docPartBody>
+    </w:docPart>
   </w:docParts>
 </w:glossaryDocument>
 </file>
@@ -4159,7 +4588,7 @@
     <w:sig w:usb0="A00002EF" w:usb1="4000004B" w:usb2="00000000" w:usb3="00000000" w:csb0="0000019F" w:csb1="00000000"/>
   </w:font>
   <w:font w:name="HGMinchoB">
-    <w:altName w:val="HG明朝B"/>
+    <w:altName w:val="Yu Gothic"/>
     <w:panose1 w:val="00000000000000000000"/>
     <w:charset w:val="80"/>
     <w:family w:val="roman"/>
@@ -4201,7 +4630,7 @@
     <w:charset w:val="00"/>
     <w:family w:val="swiss"/>
     <w:pitch w:val="variable"/>
-    <w:sig w:usb0="A0002AEF" w:usb1="4000207B" w:usb2="00000000" w:usb3="00000000" w:csb0="000001FF" w:csb1="00000000"/>
+    <w:sig w:usb0="A00002EF" w:usb1="4000207B" w:usb2="00000000" w:usb3="00000000" w:csb0="0000009F" w:csb1="00000000"/>
   </w:font>
 </w:fonts>
 </file>
@@ -4223,11 +4652,12 @@
   </w:compat>
   <w:rsids>
     <w:rsidRoot w:val="007A45B8"/>
+    <w:rsid w:val="003A2ABB"/>
     <w:rsid w:val="003A6FA0"/>
     <w:rsid w:val="0069779A"/>
-    <w:rsid w:val="006B348F"/>
     <w:rsid w:val="006B65E3"/>
     <w:rsid w:val="007A45B8"/>
+    <w:rsid w:val="008B4D02"/>
   </w:rsids>
   <m:mathPr>
     <m:mathFont m:val="Cambria Math"/>
@@ -4731,6 +5161,30 @@
   </w:style>
   <w:style w:type="paragraph" w:customStyle="1" w:styleId="A509D5A03A4444F3BF538816A61F5CE9">
     <w:name w:val="A509D5A03A4444F3BF538816A61F5CE9"/>
+  </w:style>
+  <w:style w:type="paragraph" w:customStyle="1" w:styleId="BA07D15266A246EC88CD56DAD4F1C56F">
+    <w:name w:val="BA07D15266A246EC88CD56DAD4F1C56F"/>
+    <w:rsid w:val="008B4D02"/>
+    <w:rPr>
+      <w:lang w:eastAsia="ja-JP"/>
+    </w:rPr>
+  </w:style>
+  <w:style w:type="paragraph" w:customStyle="1" w:styleId="5DF570704E82450282EC464A8285C332">
+    <w:name w:val="5DF570704E82450282EC464A8285C332"/>
+    <w:rsid w:val="008B4D02"/>
+    <w:rPr>
+      <w:lang w:eastAsia="ja-JP"/>
+    </w:rPr>
+  </w:style>
+  <w:style w:type="character" w:styleId="PlaceholderText">
+    <w:name w:val="Placeholder Text"/>
+    <w:basedOn w:val="DefaultParagraphFont"/>
+    <w:uiPriority w:val="99"/>
+    <w:semiHidden/>
+    <w:rsid w:val="008B4D02"/>
+    <w:rPr>
+      <w:color w:val="808080"/>
+    </w:rPr>
   </w:style>
 </w:styles>
 </file>
@@ -5225,7 +5679,7 @@
 </file>
 
 <file path=customXml/itemProps5.xml><?xml version="1.0" encoding="utf-8"?>
-<ds:datastoreItem xmlns:ds="http://schemas.openxmlformats.org/officeDocument/2006/customXml" ds:itemID="{ED7F7E45-AA55-47FE-99B9-125E9EB7F88A}">
+<ds:datastoreItem xmlns:ds="http://schemas.openxmlformats.org/officeDocument/2006/customXml" ds:itemID="{1C016D3A-A2CD-4668-A5D5-B6603BD69850}">
   <ds:schemaRefs>
     <ds:schemaRef ds:uri="http://schemas.openxmlformats.org/officeDocument/2006/bibliography"/>
   </ds:schemaRefs>
